--- a/TrainingManual4_HeadBanker.docx
+++ b/TrainingManual4_HeadBanker.docx
@@ -363,6 +363,29 @@
           <w:rStyle w:val="SubtleReference"/>
         </w:rPr>
         <w:t>Honorable Marketplace</w:t>
+      </w:r>
+    </w:p>
+    <w:p>
+      <w:pPr>
+        <w:pStyle w:val="ListParagraph"/>
+        <w:numPr>
+          <w:ilvl w:val="0"/>
+          <w:numId w:val="8"/>
+        </w:numPr>
+        <w:rPr>
+          <w:rStyle w:val="SubtleReference"/>
+          <w:smallCaps w:val="0"/>
+          <w:color w:val="auto"/>
+        </w:rPr>
+      </w:pPr>
+      <w:r>
+        <w:t xml:space="preserve">Take one pair of Law Tags, put one on your Law, and one on the </w:t>
+      </w:r>
+      <w:r>
+        <w:t>Prioritize</w:t>
+      </w:r>
+      <w:r>
+        <w:t xml:space="preserve"> action space.</w:t>
       </w:r>
     </w:p>
     <w:p>
